--- a/docs/CodeMentorAI_Дипломная_работа.docx
+++ b/docs/CodeMentorAI_Дипломная_работа.docx
@@ -8636,7 +8636,7 @@
           <w:i w:val="0"/>
           <w:sz w:val="28"/>
         </w:rPr>
-        <w:t>https://github.com/your-login/CodeMentorAI</w:t>
+        <w:t>https://github.com/werganhi/CodeMentorAI</w:t>
       </w:r>
     </w:p>
     <w:p>
